--- a/roteiros/roberto-muller/RobertoMuller_Parte3.docx
+++ b/roteiros/roberto-muller/RobertoMuller_Parte3.docx
@@ -303,6 +303,30 @@
         <w:rPr>
           <w:color w:val="000000"/>
         </w:rPr>
+        <w:t>Com a saúde fragilizada, subir num palco ficava cada vez mais difícil. E um homem doente, já perto dos oitenta anos, precisa de remédios e de cuidado todos os dias.</w:t>
+      </w:r>
+    </w:p>
+    <w:p>
+      <w:r>
+        <w:rPr>
+          <w:color w:val="000000"/>
+        </w:rPr>
+        <w:t>E ao lado dele, no Recife, estava Dagmar.</w:t>
+      </w:r>
+    </w:p>
+    <w:p>
+      <w:r>
+        <w:rPr>
+          <w:color w:val="000000"/>
+        </w:rPr>
+        <w:t>A companheira que passaria esses anos cuidando de um homem que já não conseguia cuidar de si mesmo.</w:t>
+      </w:r>
+    </w:p>
+    <w:p>
+      <w:r>
+        <w:rPr>
+          <w:color w:val="000000"/>
+        </w:rPr>
         <w:t>E então veio um golpe que ninguém previu. Nem ele, nem o Brasil.</w:t>
       </w:r>
     </w:p>
@@ -319,7 +343,7 @@
         <w:rPr>
           <w:color w:val="000000"/>
         </w:rPr>
-        <w:t>Da noite para o dia, os palcos do país inteiro fecharam. Shows cancelados, festas proibidas, clubes de portas fechadas. Para os artistas mais jovens, foi um período duro. Para um cantor de oitenta e três anos, com a saúde frágil e que dependia de apresentações, foi devastador.</w:t>
+        <w:t>Da noite para o dia, os palcos do país inteiro fecharam. Shows foram cancelados e as festas, proibidas. Para os artistas mais jovens, foi um período duro. Para um cantor de oitenta e três anos, com a saúde frágil e que dependia de apresentações, foi devastador.</w:t>
       </w:r>
     </w:p>
     <w:p>
@@ -357,33 +381,9 @@
     <w:p>
       <w:r>
         <w:rPr>
-          <w:color w:val="000000"/>
-        </w:rPr>
-        <w:t>Com a saúde fragilizada, subir num palco ficava cada vez mais difícil. E um homem doente, com mais de setenta e cinco anos, precisa de remédios e de cuidado todos os dias.</w:t>
-      </w:r>
-    </w:p>
-    <w:p>
-      <w:r>
-        <w:rPr>
-          <w:color w:val="000000"/>
-        </w:rPr>
-        <w:t>E ao lado dele, no Recife, estava Dagmar.</w:t>
-      </w:r>
-    </w:p>
-    <w:p>
-      <w:r>
-        <w:rPr>
-          <w:color w:val="000000"/>
-        </w:rPr>
-        <w:t>A companheira que passaria esses anos cuidando de um homem que já não conseguia cuidar de si mesmo.</w:t>
-      </w:r>
-    </w:p>
-    <w:p>
-      <w:r>
-        <w:rPr>
           <w:color w:val="C00000"/>
         </w:rPr>
-        <w:t>Imagine por um momento que fosse o seu pai. Um homem que já foi ouvido pelo Brasil inteiro, que já apareceu na televisão ao lado do Chacrinha, que já recebeu seis discos de ouro. E que agora depende de alguém para levantar da cama.</w:t>
+        <w:t>Imagine por um momento que fosse o seu pai. Um homem que já foi ouvido pelo Brasil inteiro e recebeu seis discos de ouro. E que agora depende de alguém para levantar da cama.</w:t>
       </w:r>
     </w:p>
     <w:p>
@@ -455,7 +455,7 @@
         <w:rPr>
           <w:color w:val="000000"/>
         </w:rPr>
-        <w:t>Os comentários se encheram de carinho. Gente agradecendo, gente desejando vida longa ao rei, gente lembrando de shows antigos.</w:t>
+        <w:t>Os comentários se encheram de carinho. Gente agradecendo e desejando vida longa ao rei.</w:t>
       </w:r>
     </w:p>
     <w:p>
@@ -519,15 +519,7 @@
         <w:rPr>
           <w:color w:val="000000"/>
         </w:rPr>
-        <w:t>Mas, três dias antes do aniversário, no dia catorze de fevereiro, o nome dele apareceu numa notícia que nenhum fã queria ler.</w:t>
-      </w:r>
-    </w:p>
-    <w:p>
-      <w:r>
-        <w:rPr>
-          <w:color w:val="000000"/>
-        </w:rPr>
-        <w:t>E naquele mês, um vídeo gravado pelo cantor Tarcys Andrade começou a ser compartilhado em grupos de mensagens e em portais de notícia do interior do Piauí.</w:t>
+        <w:t>Naquele mês, um vídeo gravado pelo cantor Tarcys Andrade começou a ser compartilhado em grupos de mensagens e em portais de notícia do interior do Piauí.</w:t>
       </w:r>
     </w:p>
     <w:p>
@@ -551,7 +543,7 @@
         <w:rPr>
           <w:color w:val="000000"/>
         </w:rPr>
-        <w:t>A notícia chegou até Luzilândia, uma cidade do norte do Piauí onde Roberto já tinha feito show. E foi lá que um portal local publicou uma manchete que resume tudo. O cantor, conhecido nacionalmente, passava por necessidades e pedia ajuda.</w:t>
+        <w:t>A notícia chegou até Luzilândia, uma cidade do norte do Piauí onde Roberto já tinha feito show. E foi lá que, no dia catorze de fevereiro, três dias antes do aniversário dele, um portal local publicou uma manchete que resume tudo. O cantor, conhecido nacionalmente, passava por necessidades e pedia ajuda.</w:t>
       </w:r>
     </w:p>
     <w:p>
@@ -623,7 +615,7 @@
         <w:rPr>
           <w:color w:val="1F4EB4"/>
         </w:rPr>
-        <w:t>Foi isso que o Brasil não viu. Enquanto as músicas dele continuavam tocando nas rádios de saudade, nos bares do interior e nos canais de internet com milhões de visualizações, o homem por trás daquela voz passava por necessidades numa casa no Recife.</w:t>
+        <w:t>Foi isso que o Brasil não viu. Enquanto as músicas dele continuavam tocando nas rádios de saudade e em vídeos da internet com milhões de visualizações, o homem por trás daquela voz passava por necessidades numa casa no Recife.</w:t>
       </w:r>
     </w:p>
     <w:p>

--- a/roteiros/roberto-muller/RobertoMuller_Parte3.docx
+++ b/roteiros/roberto-muller/RobertoMuller_Parte3.docx
@@ -319,7 +319,7 @@
         <w:rPr>
           <w:color w:val="000000"/>
         </w:rPr>
-        <w:t>A companheira que passaria esses anos cuidando de um homem que já não conseguia cuidar de si mesmo.</w:t>
+        <w:t>A companheira que estaria ao lado dele em cada um dos anos difíceis que vinham pela frente.</w:t>
       </w:r>
     </w:p>
     <w:p>
@@ -381,14 +381,6 @@
     <w:p>
       <w:r>
         <w:rPr>
-          <w:color w:val="C00000"/>
-        </w:rPr>
-        <w:t>Imagine por um momento que fosse o seu pai. Um homem que já foi ouvido pelo Brasil inteiro e recebeu seis discos de ouro. E que agora depende de alguém para levantar da cama.</w:t>
-      </w:r>
-    </w:p>
-    <w:p>
-      <w:r>
-        <w:rPr>
           <w:color w:val="000000"/>
         </w:rPr>
         <w:t>Um novo AVC atingiu Roberto.</w:t>
@@ -408,6 +400,14 @@
           <w:color w:val="000000"/>
         </w:rPr>
         <w:t>O homem que subia nos palcos como um lorde, de terno colorido e cabelo impecável, agora precisava ser levado de um cômodo para outro.</w:t>
+      </w:r>
+    </w:p>
+    <w:p>
+      <w:r>
+        <w:rPr>
+          <w:color w:val="C00000"/>
+        </w:rPr>
+        <w:t>Imagine por um momento que fosse o seu pai. Um homem que já foi ouvido pelo Brasil inteiro e recebeu seis discos de ouro. E que agora depende de alguém para levantar da cama.</w:t>
       </w:r>
     </w:p>
     <w:p>

--- a/roteiros/roberto-muller/RobertoMuller_Parte3.docx
+++ b/roteiros/roberto-muller/RobertoMuller_Parte3.docx
@@ -327,6 +327,62 @@
         <w:rPr>
           <w:color w:val="000000"/>
         </w:rPr>
+        <w:t>Os AVCs seguintes vieram em sequência. E um deles atingiu as pernas.</w:t>
+      </w:r>
+    </w:p>
+    <w:p>
+      <w:r>
+        <w:rPr>
+          <w:color w:val="000000"/>
+        </w:rPr>
+        <w:t>Roberto Müller perdeu a capacidade de andar sozinho.</w:t>
+      </w:r>
+    </w:p>
+    <w:p>
+      <w:r>
+        <w:rPr>
+          <w:color w:val="000000"/>
+        </w:rPr>
+        <w:t>Em dois mil e dezessete, aos oitenta anos, ele foi a um programa de rádio no Recife, o programa de Geraldo Freire, na Rádio Jornal do Commercio. E lá recebeu um presente das mãos de outro cantor, o pernambucano Nando Cordel.</w:t>
+      </w:r>
+    </w:p>
+    <w:p>
+      <w:r>
+        <w:rPr>
+          <w:color w:val="000000"/>
+        </w:rPr>
+        <w:t>Uma cadeira de rodas.</w:t>
+      </w:r>
+    </w:p>
+    <w:p>
+      <w:r>
+        <w:rPr>
+          <w:color w:val="000000"/>
+        </w:rPr>
+        <w:t>Nando Cordel disse, diante dos microfones: "Muito honrado porque esse rapaz aqui já fez muita coisa boa para o povo. É uma honra para mim estar aqui perto desse grande homem."</w:t>
+      </w:r>
+    </w:p>
+    <w:p>
+      <w:r>
+        <w:rPr>
+          <w:color w:val="000000"/>
+        </w:rPr>
+        <w:t>Uma homenagem sincera, feita por um colega. Mas repare no presente. O homem que subia nos palcos como um lorde, de terno colorido e cabelo impecável, agora precisava de uma cadeira de rodas doada para conseguir sair de casa.</w:t>
+      </w:r>
+    </w:p>
+    <w:p>
+      <w:r>
+        <w:rPr>
+          <w:color w:val="C00000"/>
+        </w:rPr>
+        <w:t>Imagine por um momento que fosse o seu pai. Um homem que já foi ouvido pelo Brasil inteiro e recebeu seis discos de ouro. E que agora depende de alguém para empurrar a cadeira dele.</w:t>
+      </w:r>
+    </w:p>
+    <w:p>
+      <w:r>
+        <w:rPr>
+          <w:color w:val="000000"/>
+        </w:rPr>
         <w:t>E então veio um golpe que ninguém previu. Nem ele, nem o Brasil.</w:t>
       </w:r>
     </w:p>
@@ -343,7 +399,7 @@
         <w:rPr>
           <w:color w:val="000000"/>
         </w:rPr>
-        <w:t>Da noite para o dia, os palcos do país inteiro fecharam. Shows foram cancelados e as festas, proibidas. Para os artistas mais jovens, foi um período duro. Para um cantor de oitenta e três anos, com a saúde frágil e que dependia de apresentações, foi devastador.</w:t>
+        <w:t>Da noite para o dia, os palcos do país inteiro fecharam. Shows foram cancelados e as festas, proibidas. Para os artistas mais jovens, foi um período duro. Para um cantor de oitenta e três anos, com a saúde frágil, foi devastador.</w:t>
       </w:r>
     </w:p>
     <w:p>
@@ -359,15 +415,7 @@
         <w:rPr>
           <w:color w:val="000000"/>
         </w:rPr>
-        <w:t>Para artistas como ele, foram quase dois anos praticamente sem shows.</w:t>
-      </w:r>
-    </w:p>
-    <w:p>
-      <w:r>
-        <w:rPr>
-          <w:color w:val="000000"/>
-        </w:rPr>
-        <w:t>Para quem vivia de cantar, isso significava quase dois anos sem a principal fonte de dinheiro.</w:t>
+        <w:t>Para artistas como ele, foram quase dois anos praticamente sem shows, sem homenagens e sem a chance de ver o público de perto.</w:t>
       </w:r>
     </w:p>
     <w:p>
@@ -383,7 +431,7 @@
         <w:rPr>
           <w:color w:val="000000"/>
         </w:rPr>
-        <w:t>Um novo AVC atingiu Roberto.</w:t>
+        <w:t>Em setembro de dois mil e vinte, no meio da pandemia, um blog de Pernambuco publicou uma reportagem sobre como vivia o Pingo de Ouro.</w:t>
       </w:r>
     </w:p>
     <w:p>
@@ -391,7 +439,7 @@
         <w:rPr>
           <w:color w:val="000000"/>
         </w:rPr>
-        <w:t>Dessa vez, o estrago foi nas pernas. Roberto Müller perdeu a capacidade de andar sozinho e passou a depender de uma cadeira de rodas.</w:t>
+        <w:t>Roberto Müller tinha oitenta e três anos. Morava num apartamento modesto, no térreo de um prédio simples no Ipsep, um bairro da Zona Sul do Recife.</w:t>
       </w:r>
     </w:p>
     <w:p>
@@ -399,7 +447,39 @@
         <w:rPr>
           <w:color w:val="000000"/>
         </w:rPr>
-        <w:t>O homem que subia nos palcos como um lorde, de terno colorido e cabelo impecável, agora precisava ser levado de um cômodo para outro.</w:t>
+        <w:t>As paredes da sala, do corredor e de dois quartos estavam cobertas de fotos emolduradas. Era um museu particular. Sessenta e cinco anos de carreira pendurados em molduras.</w:t>
+      </w:r>
+    </w:p>
+    <w:p>
+      <w:r>
+        <w:rPr>
+          <w:color w:val="000000"/>
+        </w:rPr>
+        <w:t>Ali estava a vida inteira dele. O rapaz da Rádio Timbira, o cantor da Lapa, o ídolo do programa do Chacrinha.</w:t>
+      </w:r>
+    </w:p>
+    <w:p>
+      <w:r>
+        <w:rPr>
+          <w:color w:val="000000"/>
+        </w:rPr>
+        <w:t>E a reportagem revelava o número que explica o resto dessa história.</w:t>
+      </w:r>
+    </w:p>
+    <w:p>
+      <w:r>
+        <w:rPr>
+          <w:color w:val="000000"/>
+        </w:rPr>
+        <w:t>Roberto Müller vivia de uma aposentadoria de menos de dois salários mínimos. Os direitos autorais de quase setenta discos gravados, segundo o texto, rendiam para ele uma mixaria.</w:t>
+      </w:r>
+    </w:p>
+    <w:p>
+      <w:r>
+        <w:rPr>
+          <w:color w:val="000000"/>
+        </w:rPr>
+        <w:t>Menos de dois salários mínimos. Para um homem de oitenta e três anos, doente e precisando de cuidados o dia inteiro.</w:t>
       </w:r>
     </w:p>
     <w:p>
@@ -407,7 +487,7 @@
         <w:rPr>
           <w:color w:val="C00000"/>
         </w:rPr>
-        <w:t>Imagine por um momento que fosse o seu pai. Um homem que já foi ouvido pelo Brasil inteiro e recebeu seis discos de ouro. E que agora depende de alguém para levantar da cama.</w:t>
+        <w:t>Agora você entende por que o que veio a seguir era quase inevitável. Uma aposentadoria pequena, gastos enormes com a saúde e nenhum show no horizonte. A conta não fechava. E um dia ela ia aparecer em público.</w:t>
       </w:r>
     </w:p>
     <w:p>
